--- a/docs/evaluation/docx/M03-attendance-and-leave-management-council.docx
+++ b/docs/evaluation/docx/M03-attendance-and-leave-management-council.docx
@@ -12,7 +12,7 @@
           <w:color w:val="1F3864"/>
           <w:sz w:val="52"/>
         </w:rPr>
-        <w:t xml:space="preserve"> Adversarial Idea Evaluator — Council Report</w:t>
+        <w:t>M03 attendance and leave management council</w:t>
       </w:r>
     </w:p>
     <w:p>
@@ -178,7 +178,7 @@
     </w:p>
     <w:p>
       <w:r>
-        <w:t xml:space="preserve">This is a genuinely strong, build-ready BRD that sits well above the typical government-tender artefact and is close to the HCM-suite bar on structure. Its core architectural decision — an </w:t>
+        <w:t xml:space="preserve">This is a genuinely strong, build-ready BRD that sits well above the typical enterprise-tender artefact and is close to the HCM-suite bar on structure. Its core architectural decision — an </w:t>
       </w:r>
       <w:r>
         <w:rPr>
@@ -586,7 +586,7 @@
         <w:t>is_encashable=false</w:t>
       </w:r>
       <w:r>
-        <w:t xml:space="preserve"> with no retirement exception. Retirees will be short-changed, which in government means litigation.</w:t>
+        <w:t xml:space="preserve"> with no retirement exception. Retirees will be short-changed, which in enterprise means litigation.</w:t>
       </w:r>
     </w:p>
     <w:p>
@@ -832,7 +832,7 @@
         <w:t>"Sandwich rule"</w:t>
       </w:r>
       <w:r>
-        <w:t xml:space="preserve"> appears in the glossary, FR-02, and FR-12 as a configurable toggle, but the actual behaviour ("a holiday or weekly-off falling between two leave days is or isn't counted as leave") is never stated as a rule with a worked example. Whether it is configured per-leave-type or globally is ambiguous (CL and EL treat sandwiched holidays differently in real government practice). A reader cannot tell what the system will actually do.</w:t>
+        <w:t xml:space="preserve"> appears in the glossary, FR-02, and FR-12 as a configurable toggle, but the actual behaviour ("a holiday or weekly-off falling between two leave days is or isn't counted as leave") is never stated as a rule with a worked example. Whether it is configured per-leave-type or globally is ambiguous (CL and EL treat sandwiched holidays differently in real enterprise practice). A reader cannot tell what the system will actually do.</w:t>
       </w:r>
     </w:p>
     <w:p>
@@ -1457,7 +1457,7 @@
         <w:t>employee consent</w:t>
       </w:r>
       <w:r>
-        <w:t xml:space="preserve"> carry specific DPDP obligations for a government data fiduciary. The BRD says "no PII in push payloads" and "geo minimised," but never addresses biometric template governance, consent capture, a lawful basis for mandatory biometric attendance, or a non-biometric fallback for employees who refuse/cannot enrol — and never addresses </w:t>
+        <w:t xml:space="preserve"> carry specific DPDP obligations for a enterprise data fiduciary. The BRD says "no PII in push payloads" and "geo minimised," but never addresses biometric template governance, consent capture, a lawful basis for mandatory biometric attendance, or a non-biometric fallback for employees who refuse/cannot enrol — and never addresses </w:t>
       </w:r>
       <w:r>
         <w:rPr>
@@ -1466,7 +1466,7 @@
         <w:t>time-fraud controls</w:t>
       </w:r>
       <w:r>
-        <w:t xml:space="preserve"> (liveness, photo-on-punch, impossible-travel/same-second anomaly detection) beyond a single "GPS spoofing → flag + review" line. For a government system this is both a compliance exposure and a fraud exposure, and it is entirely absent. Secondarily, all five missed that </w:t>
+        <w:t xml:space="preserve"> (liveness, photo-on-punch, impossible-travel/same-second anomaly detection) beyond a single "GPS spoofing → flag + review" line. For a enterprise system this is both a compliance exposure and a fraud exposure, and it is entirely absent. Secondarily, all five missed that </w:t>
       </w:r>
       <w:r>
         <w:rPr>
@@ -1667,7 +1667,7 @@
         <w:t>DPDP biometric/geo consent, lawful basis, non-biometric fallback, and retention/purge schedule</w:t>
       </w:r>
       <w:r>
-        <w:t xml:space="preserve"> — missed by all five; material for a government fiduciary.</w:t>
+        <w:t xml:space="preserve"> — missed by all five; material for a enterprise fiduciary.</w:t>
       </w:r>
     </w:p>
     <w:p>
@@ -4076,7 +4076,7 @@
         <w:color w:val="808080"/>
         <w:sz w:val="16"/>
       </w:rPr>
-      <w:t xml:space="preserve"> Adversarial Idea Evaluator — Council Report</w:t>
+      <w:t>M03 attendance and leave management council</w:t>
       <w:tab/>
       <w:t>Confidential</w:t>
     </w:r>
